--- a/backend/data/procurement_process/专机23-17N 惠州至肇庆高速公路白云至三水段项目给排水迁改工程/专机23-17N-蒸汽混凝土砌块/8.采购记录及结果审核表.docx
+++ b/backend/data/procurement_process/专机23-17N 惠州至肇庆高速公路白云至三水段项目给排水迁改工程/专机23-17N-蒸汽混凝土砌块/8.采购记录及结果审核表.docx
@@ -1026,7 +1026,7 @@
                 <w:highlight w:val="none"/>
                 <w:lang w:val="en-US" w:eastAsia="zh-CN"/>
               </w:rPr>
-              <w:t xml:space="preserve">13%</w:t>
+              <w:t xml:space="preserve">1%</w:t>
             </w:r>
           </w:p>
         </w:tc>
@@ -1061,7 +1061,7 @@
                 <w:highlight w:val="none"/>
                 <w:lang w:val="en-US" w:eastAsia="zh-CN"/>
               </w:rPr>
-              <w:t xml:space="preserve">402920.0</w:t>
+              <w:t xml:space="preserve">400920.75</w:t>
             </w:r>
           </w:p>
         </w:tc>
@@ -1267,7 +1267,7 @@
                 <w:highlight w:val="none"/>
                 <w:lang w:val="en-US" w:eastAsia="zh-CN"/>
               </w:rPr>
-              <w:t xml:space="preserve">13%</w:t>
+              <w:t xml:space="preserve">1%</w:t>
             </w:r>
           </w:p>
         </w:tc>
@@ -1302,7 +1302,7 @@
                 <w:highlight w:val="none"/>
                 <w:lang w:val="en-US" w:eastAsia="zh-CN"/>
               </w:rPr>
-              <w:t xml:space="preserve">406917.0</w:t>
+              <w:t xml:space="preserve">406917.05</w:t>
             </w:r>
           </w:p>
         </w:tc>
@@ -1508,7 +1508,7 @@
                 <w:highlight w:val="none"/>
                 <w:lang w:val="en-US" w:eastAsia="zh-CN"/>
               </w:rPr>
-              <w:t xml:space="preserve">13%</w:t>
+              <w:t xml:space="preserve">1%</w:t>
             </w:r>
           </w:p>
         </w:tc>
@@ -1543,7 +1543,7 @@
                 <w:highlight w:val="none"/>
                 <w:lang w:val="en-US" w:eastAsia="zh-CN"/>
               </w:rPr>
-              <w:t xml:space="preserve">411018.0</w:t>
+              <w:t xml:space="preserve">411018.7</w:t>
             </w:r>
           </w:p>
         </w:tc>

--- a/backend/data/procurement_process/专机23-17N 惠州至肇庆高速公路白云至三水段项目给排水迁改工程/专机23-17N-蒸汽混凝土砌块/8.采购记录及结果审核表.docx
+++ b/backend/data/procurement_process/专机23-17N 惠州至肇庆高速公路白云至三水段项目给排水迁改工程/专机23-17N-蒸汽混凝土砌块/8.采购记录及结果审核表.docx
@@ -1026,7 +1026,7 @@
                 <w:highlight w:val="none"/>
                 <w:lang w:val="en-US" w:eastAsia="zh-CN"/>
               </w:rPr>
-              <w:t xml:space="preserve">1%</w:t>
+              <w:t xml:space="preserve">13%</w:t>
             </w:r>
           </w:p>
         </w:tc>
@@ -1267,7 +1267,7 @@
                 <w:highlight w:val="none"/>
                 <w:lang w:val="en-US" w:eastAsia="zh-CN"/>
               </w:rPr>
-              <w:t xml:space="preserve">1%</w:t>
+              <w:t xml:space="preserve">13%</w:t>
             </w:r>
           </w:p>
         </w:tc>
@@ -1508,7 +1508,7 @@
                 <w:highlight w:val="none"/>
                 <w:lang w:val="en-US" w:eastAsia="zh-CN"/>
               </w:rPr>
-              <w:t xml:space="preserve">1%</w:t>
+              <w:t xml:space="preserve">13%</w:t>
             </w:r>
           </w:p>
         </w:tc>
